--- a/guess-what/unit-7-at-the-market/worksheets/worksheet-A.docx
+++ b/guess-what/unit-7-at-the-market/worksheets/worksheet-A.docx
@@ -2295,119 +2295,10 @@
                 <w:i w:val="0"/>
                 <w:sz w:val="26"/>
               </w:rPr>
-              <w:t>O</w:t>
-            </w:r>
-          </w:p>
-        </w:tc>
-        <w:tc>
-          <w:tcPr>
-            <w:tcW w:type="dxa" w:w="488"/>
-            <w:tcBorders>
-              <w:top w:val="single" w:sz="4" w:color="9FB3C8"/>
-              <w:left w:val="single" w:sz="4" w:color="9FB3C8"/>
-              <w:bottom w:val="single" w:sz="4" w:color="9FB3C8"/>
-              <w:right w:val="single" w:sz="4" w:color="9FB3C8"/>
-            </w:tcBorders>
-          </w:tcPr>
-          <w:p>
-            <w:pPr>
-              <w:spacing w:after="20"/>
-              <w:jc w:val="center"/>
-            </w:pPr>
-            <w:r>
-              <w:rPr>
-                <w:rFonts w:ascii="Arial" w:hAnsi="Arial" w:eastAsia="Arial"/>
-                <w:b/>
-                <w:i w:val="0"/>
-                <w:sz w:val="26"/>
-              </w:rPr>
-              <w:t>B</w:t>
-            </w:r>
-          </w:p>
-        </w:tc>
-        <w:tc>
-          <w:tcPr>
-            <w:tcW w:type="dxa" w:w="488"/>
-            <w:tcBorders>
-              <w:top w:val="single" w:sz="4" w:color="9FB3C8"/>
-              <w:left w:val="single" w:sz="4" w:color="9FB3C8"/>
-              <w:bottom w:val="single" w:sz="4" w:color="9FB3C8"/>
-              <w:right w:val="single" w:sz="4" w:color="9FB3C8"/>
-            </w:tcBorders>
-          </w:tcPr>
-          <w:p>
-            <w:pPr>
-              <w:spacing w:after="20"/>
-              <w:jc w:val="center"/>
-            </w:pPr>
-            <w:r>
-              <w:rPr>
-                <w:rFonts w:ascii="Arial" w:hAnsi="Arial" w:eastAsia="Arial"/>
-                <w:b/>
-                <w:i w:val="0"/>
-                <w:sz w:val="26"/>
-              </w:rPr>
-              <w:t>O</w:t>
-            </w:r>
-          </w:p>
-        </w:tc>
-        <w:tc>
-          <w:tcPr>
-            <w:tcW w:type="dxa" w:w="488"/>
-            <w:tcBorders>
-              <w:top w:val="single" w:sz="4" w:color="9FB3C8"/>
-              <w:left w:val="single" w:sz="4" w:color="9FB3C8"/>
-              <w:bottom w:val="single" w:sz="4" w:color="9FB3C8"/>
-              <w:right w:val="single" w:sz="4" w:color="9FB3C8"/>
-            </w:tcBorders>
-          </w:tcPr>
-          <w:p>
-            <w:pPr>
-              <w:spacing w:after="20"/>
-              <w:jc w:val="center"/>
-            </w:pPr>
-            <w:r>
-              <w:rPr>
-                <w:rFonts w:ascii="Arial" w:hAnsi="Arial" w:eastAsia="Arial"/>
-                <w:b/>
-                <w:i w:val="0"/>
-                <w:sz w:val="26"/>
-              </w:rPr>
-              <w:t>I</w:t>
-            </w:r>
-          </w:p>
-        </w:tc>
-        <w:tc>
-          <w:tcPr>
-            <w:tcW w:type="dxa" w:w="488"/>
-            <w:tcBorders>
-              <w:top w:val="single" w:sz="4" w:color="9FB3C8"/>
-              <w:left w:val="single" w:sz="4" w:color="9FB3C8"/>
-              <w:bottom w:val="single" w:sz="4" w:color="9FB3C8"/>
-              <w:right w:val="single" w:sz="4" w:color="9FB3C8"/>
-            </w:tcBorders>
-          </w:tcPr>
-          <w:p>
-            <w:pPr>
-              <w:spacing w:after="20"/>
-              <w:jc w:val="center"/>
-            </w:pPr>
-            <w:r>
-              <w:rPr>
-                <w:rFonts w:ascii="Arial" w:hAnsi="Arial" w:eastAsia="Arial"/>
-                <w:b/>
-                <w:i w:val="0"/>
-                <w:sz w:val="26"/>
-              </w:rPr>
               <w:t>T</w:t>
             </w:r>
           </w:p>
         </w:tc>
-      </w:tr>
-      <w:tr>
-        <w:trPr>
-          <w:trHeight w:val="488"/>
-        </w:trPr>
         <w:tc>
           <w:tcPr>
             <w:tcW w:type="dxa" w:w="488"/>
@@ -2509,6 +2400,115 @@
                 <w:sz w:val="26"/>
               </w:rPr>
               <w:t>M</w:t>
+            </w:r>
+          </w:p>
+        </w:tc>
+      </w:tr>
+      <w:tr>
+        <w:trPr>
+          <w:trHeight w:val="488"/>
+        </w:trPr>
+        <w:tc>
+          <w:tcPr>
+            <w:tcW w:type="dxa" w:w="488"/>
+            <w:tcBorders>
+              <w:top w:val="single" w:sz="4" w:color="9FB3C8"/>
+              <w:left w:val="single" w:sz="4" w:color="9FB3C8"/>
+              <w:bottom w:val="single" w:sz="4" w:color="9FB3C8"/>
+              <w:right w:val="single" w:sz="4" w:color="9FB3C8"/>
+            </w:tcBorders>
+          </w:tcPr>
+          <w:p>
+            <w:pPr>
+              <w:spacing w:after="20"/>
+              <w:jc w:val="center"/>
+            </w:pPr>
+            <w:r>
+              <w:rPr>
+                <w:rFonts w:ascii="Arial" w:hAnsi="Arial" w:eastAsia="Arial"/>
+                <w:b/>
+                <w:i w:val="0"/>
+                <w:sz w:val="26"/>
+              </w:rPr>
+              <w:t>Q</w:t>
+            </w:r>
+          </w:p>
+        </w:tc>
+        <w:tc>
+          <w:tcPr>
+            <w:tcW w:type="dxa" w:w="488"/>
+            <w:tcBorders>
+              <w:top w:val="single" w:sz="4" w:color="9FB3C8"/>
+              <w:left w:val="single" w:sz="4" w:color="9FB3C8"/>
+              <w:bottom w:val="single" w:sz="4" w:color="9FB3C8"/>
+              <w:right w:val="single" w:sz="4" w:color="9FB3C8"/>
+            </w:tcBorders>
+          </w:tcPr>
+          <w:p>
+            <w:pPr>
+              <w:spacing w:after="20"/>
+              <w:jc w:val="center"/>
+            </w:pPr>
+            <w:r>
+              <w:rPr>
+                <w:rFonts w:ascii="Arial" w:hAnsi="Arial" w:eastAsia="Arial"/>
+                <w:b/>
+                <w:i w:val="0"/>
+                <w:sz w:val="26"/>
+              </w:rPr>
+              <w:t>E</w:t>
+            </w:r>
+          </w:p>
+        </w:tc>
+        <w:tc>
+          <w:tcPr>
+            <w:tcW w:type="dxa" w:w="488"/>
+            <w:tcBorders>
+              <w:top w:val="single" w:sz="4" w:color="9FB3C8"/>
+              <w:left w:val="single" w:sz="4" w:color="9FB3C8"/>
+              <w:bottom w:val="single" w:sz="4" w:color="9FB3C8"/>
+              <w:right w:val="single" w:sz="4" w:color="9FB3C8"/>
+            </w:tcBorders>
+          </w:tcPr>
+          <w:p>
+            <w:pPr>
+              <w:spacing w:after="20"/>
+              <w:jc w:val="center"/>
+            </w:pPr>
+            <w:r>
+              <w:rPr>
+                <w:rFonts w:ascii="Arial" w:hAnsi="Arial" w:eastAsia="Arial"/>
+                <w:b/>
+                <w:i w:val="0"/>
+                <w:sz w:val="26"/>
+              </w:rPr>
+              <w:t>D</w:t>
+            </w:r>
+          </w:p>
+        </w:tc>
+        <w:tc>
+          <w:tcPr>
+            <w:tcW w:type="dxa" w:w="488"/>
+            <w:tcBorders>
+              <w:top w:val="single" w:sz="4" w:color="9FB3C8"/>
+              <w:left w:val="single" w:sz="4" w:color="9FB3C8"/>
+              <w:bottom w:val="single" w:sz="4" w:color="9FB3C8"/>
+              <w:right w:val="single" w:sz="4" w:color="9FB3C8"/>
+            </w:tcBorders>
+          </w:tcPr>
+          <w:p>
+            <w:pPr>
+              <w:spacing w:after="20"/>
+              <w:jc w:val="center"/>
+            </w:pPr>
+            <w:r>
+              <w:rPr>
+                <w:rFonts w:ascii="Arial" w:hAnsi="Arial" w:eastAsia="Arial"/>
+                <w:b/>
+                <w:i w:val="0"/>
+                <w:sz w:val="26"/>
+              </w:rPr>
+              <w:t>C</w:t>
             </w:r>
           </w:p>
         </w:tc>
@@ -2721,7 +2721,7 @@
                 <w:i w:val="0"/>
                 <w:sz w:val="26"/>
               </w:rPr>
-              <w:t>E</w:t>
+              <w:t>L</w:t>
             </w:r>
           </w:p>
         </w:tc>
@@ -2955,115 +2955,6 @@
                 <w:i w:val="0"/>
                 <w:sz w:val="26"/>
               </w:rPr>
-              <w:t>D</w:t>
-            </w:r>
-          </w:p>
-        </w:tc>
-        <w:tc>
-          <w:tcPr>
-            <w:tcW w:type="dxa" w:w="488"/>
-            <w:tcBorders>
-              <w:top w:val="single" w:sz="4" w:color="9FB3C8"/>
-              <w:left w:val="single" w:sz="4" w:color="9FB3C8"/>
-              <w:bottom w:val="single" w:sz="4" w:color="9FB3C8"/>
-              <w:right w:val="single" w:sz="4" w:color="9FB3C8"/>
-            </w:tcBorders>
-          </w:tcPr>
-          <w:p>
-            <w:pPr>
-              <w:spacing w:after="20"/>
-              <w:jc w:val="center"/>
-            </w:pPr>
-            <w:r>
-              <w:rPr>
-                <w:rFonts w:ascii="Arial" w:hAnsi="Arial" w:eastAsia="Arial"/>
-                <w:b/>
-                <w:i w:val="0"/>
-                <w:sz w:val="26"/>
-              </w:rPr>
-              <w:t>C</w:t>
-            </w:r>
-          </w:p>
-        </w:tc>
-      </w:tr>
-      <w:tr>
-        <w:trPr>
-          <w:trHeight w:val="488"/>
-        </w:trPr>
-        <w:tc>
-          <w:tcPr>
-            <w:tcW w:type="dxa" w:w="488"/>
-            <w:tcBorders>
-              <w:top w:val="single" w:sz="4" w:color="9FB3C8"/>
-              <w:left w:val="single" w:sz="4" w:color="9FB3C8"/>
-              <w:bottom w:val="single" w:sz="4" w:color="9FB3C8"/>
-              <w:right w:val="single" w:sz="4" w:color="9FB3C8"/>
-            </w:tcBorders>
-          </w:tcPr>
-          <w:p>
-            <w:pPr>
-              <w:spacing w:after="20"/>
-              <w:jc w:val="center"/>
-            </w:pPr>
-            <w:r>
-              <w:rPr>
-                <w:rFonts w:ascii="Arial" w:hAnsi="Arial" w:eastAsia="Arial"/>
-                <w:b/>
-                <w:i w:val="0"/>
-                <w:sz w:val="26"/>
-              </w:rPr>
-              <w:t>Q</w:t>
-            </w:r>
-          </w:p>
-        </w:tc>
-        <w:tc>
-          <w:tcPr>
-            <w:tcW w:type="dxa" w:w="488"/>
-            <w:tcBorders>
-              <w:top w:val="single" w:sz="4" w:color="9FB3C8"/>
-              <w:left w:val="single" w:sz="4" w:color="9FB3C8"/>
-              <w:bottom w:val="single" w:sz="4" w:color="9FB3C8"/>
-              <w:right w:val="single" w:sz="4" w:color="9FB3C8"/>
-            </w:tcBorders>
-          </w:tcPr>
-          <w:p>
-            <w:pPr>
-              <w:spacing w:after="20"/>
-              <w:jc w:val="center"/>
-            </w:pPr>
-            <w:r>
-              <w:rPr>
-                <w:rFonts w:ascii="Arial" w:hAnsi="Arial" w:eastAsia="Arial"/>
-                <w:b/>
-                <w:i w:val="0"/>
-                <w:sz w:val="26"/>
-              </w:rPr>
-              <w:t>L</w:t>
-            </w:r>
-          </w:p>
-        </w:tc>
-        <w:tc>
-          <w:tcPr>
-            <w:tcW w:type="dxa" w:w="488"/>
-            <w:tcBorders>
-              <w:top w:val="single" w:sz="4" w:color="9FB3C8"/>
-              <w:left w:val="single" w:sz="4" w:color="9FB3C8"/>
-              <w:bottom w:val="single" w:sz="4" w:color="9FB3C8"/>
-              <w:right w:val="single" w:sz="4" w:color="9FB3C8"/>
-            </w:tcBorders>
-          </w:tcPr>
-          <w:p>
-            <w:pPr>
-              <w:spacing w:after="20"/>
-              <w:jc w:val="center"/>
-            </w:pPr>
-            <w:r>
-              <w:rPr>
-                <w:rFonts w:ascii="Arial" w:hAnsi="Arial" w:eastAsia="Arial"/>
-                <w:b/>
-                <w:i w:val="0"/>
-                <w:sz w:val="26"/>
-              </w:rPr>
               <w:t>M</w:t>
             </w:r>
           </w:p>
@@ -3094,6 +2985,11 @@
             </w:r>
           </w:p>
         </w:tc>
+      </w:tr>
+      <w:tr>
+        <w:trPr>
+          <w:trHeight w:val="488"/>
+        </w:trPr>
         <w:tc>
           <w:tcPr>
             <w:tcW w:type="dxa" w:w="488"/>
@@ -3276,11 +3172,6 @@
             </w:r>
           </w:p>
         </w:tc>
-      </w:tr>
-      <w:tr>
-        <w:trPr>
-          <w:trHeight w:val="488"/>
-        </w:trPr>
         <w:tc>
           <w:tcPr>
             <w:tcW w:type="dxa" w:w="488"/>
@@ -3355,7 +3246,142 @@
                 <w:i w:val="0"/>
                 <w:sz w:val="26"/>
               </w:rPr>
-              <w:t>P</w:t>
+              <w:t>S</w:t>
+            </w:r>
+          </w:p>
+        </w:tc>
+        <w:tc>
+          <w:tcPr>
+            <w:tcW w:type="dxa" w:w="488"/>
+            <w:tcBorders>
+              <w:top w:val="single" w:sz="4" w:color="9FB3C8"/>
+              <w:left w:val="single" w:sz="4" w:color="9FB3C8"/>
+              <w:bottom w:val="single" w:sz="4" w:color="9FB3C8"/>
+              <w:right w:val="single" w:sz="4" w:color="9FB3C8"/>
+            </w:tcBorders>
+          </w:tcPr>
+          <w:p>
+            <w:pPr>
+              <w:spacing w:after="20"/>
+              <w:jc w:val="center"/>
+            </w:pPr>
+            <w:r>
+              <w:rPr>
+                <w:rFonts w:ascii="Arial" w:hAnsi="Arial" w:eastAsia="Arial"/>
+                <w:b/>
+                <w:i w:val="0"/>
+                <w:sz w:val="26"/>
+              </w:rPr>
+              <w:t>L</w:t>
+            </w:r>
+          </w:p>
+        </w:tc>
+      </w:tr>
+      <w:tr>
+        <w:trPr>
+          <w:trHeight w:val="488"/>
+        </w:trPr>
+        <w:tc>
+          <w:tcPr>
+            <w:tcW w:type="dxa" w:w="488"/>
+            <w:tcBorders>
+              <w:top w:val="single" w:sz="4" w:color="9FB3C8"/>
+              <w:left w:val="single" w:sz="4" w:color="9FB3C8"/>
+              <w:bottom w:val="single" w:sz="4" w:color="9FB3C8"/>
+              <w:right w:val="single" w:sz="4" w:color="9FB3C8"/>
+            </w:tcBorders>
+          </w:tcPr>
+          <w:p>
+            <w:pPr>
+              <w:spacing w:after="20"/>
+              <w:jc w:val="center"/>
+            </w:pPr>
+            <w:r>
+              <w:rPr>
+                <w:rFonts w:ascii="Arial" w:hAnsi="Arial" w:eastAsia="Arial"/>
+                <w:b/>
+                <w:i w:val="0"/>
+                <w:sz w:val="26"/>
+              </w:rPr>
+              <w:t>M</w:t>
+            </w:r>
+          </w:p>
+        </w:tc>
+        <w:tc>
+          <w:tcPr>
+            <w:tcW w:type="dxa" w:w="488"/>
+            <w:tcBorders>
+              <w:top w:val="single" w:sz="4" w:color="9FB3C8"/>
+              <w:left w:val="single" w:sz="4" w:color="9FB3C8"/>
+              <w:bottom w:val="single" w:sz="4" w:color="9FB3C8"/>
+              <w:right w:val="single" w:sz="4" w:color="9FB3C8"/>
+            </w:tcBorders>
+          </w:tcPr>
+          <w:p>
+            <w:pPr>
+              <w:spacing w:after="20"/>
+              <w:jc w:val="center"/>
+            </w:pPr>
+            <w:r>
+              <w:rPr>
+                <w:rFonts w:ascii="Arial" w:hAnsi="Arial" w:eastAsia="Arial"/>
+                <w:b/>
+                <w:i w:val="0"/>
+                <w:sz w:val="26"/>
+              </w:rPr>
+              <w:t>L</w:t>
+            </w:r>
+          </w:p>
+        </w:tc>
+        <w:tc>
+          <w:tcPr>
+            <w:tcW w:type="dxa" w:w="488"/>
+            <w:tcBorders>
+              <w:top w:val="single" w:sz="4" w:color="9FB3C8"/>
+              <w:left w:val="single" w:sz="4" w:color="9FB3C8"/>
+              <w:bottom w:val="single" w:sz="4" w:color="9FB3C8"/>
+              <w:right w:val="single" w:sz="4" w:color="9FB3C8"/>
+            </w:tcBorders>
+          </w:tcPr>
+          <w:p>
+            <w:pPr>
+              <w:spacing w:after="20"/>
+              <w:jc w:val="center"/>
+            </w:pPr>
+            <w:r>
+              <w:rPr>
+                <w:rFonts w:ascii="Arial" w:hAnsi="Arial" w:eastAsia="Arial"/>
+                <w:b/>
+                <w:i w:val="0"/>
+                <w:sz w:val="26"/>
+              </w:rPr>
+              <w:t>I</w:t>
+            </w:r>
+          </w:p>
+        </w:tc>
+        <w:tc>
+          <w:tcPr>
+            <w:tcW w:type="dxa" w:w="488"/>
+            <w:tcBorders>
+              <w:top w:val="single" w:sz="4" w:color="9FB3C8"/>
+              <w:left w:val="single" w:sz="4" w:color="9FB3C8"/>
+              <w:bottom w:val="single" w:sz="4" w:color="9FB3C8"/>
+              <w:right w:val="single" w:sz="4" w:color="9FB3C8"/>
+            </w:tcBorders>
+          </w:tcPr>
+          <w:p>
+            <w:pPr>
+              <w:spacing w:after="20"/>
+              <w:jc w:val="center"/>
+            </w:pPr>
+            <w:r>
+              <w:rPr>
+                <w:rFonts w:ascii="Arial" w:hAnsi="Arial" w:eastAsia="Arial"/>
+                <w:b/>
+                <w:i w:val="0"/>
+                <w:sz w:val="26"/>
+              </w:rPr>
+              <w:t>M</w:t>
             </w:r>
           </w:p>
         </w:tc>
@@ -3407,6 +3433,32 @@
                 <w:i w:val="0"/>
                 <w:sz w:val="26"/>
               </w:rPr>
+              <w:t>S</w:t>
+            </w:r>
+          </w:p>
+        </w:tc>
+        <w:tc>
+          <w:tcPr>
+            <w:tcW w:type="dxa" w:w="488"/>
+            <w:tcBorders>
+              <w:top w:val="single" w:sz="4" w:color="9FB3C8"/>
+              <w:left w:val="single" w:sz="4" w:color="9FB3C8"/>
+              <w:bottom w:val="single" w:sz="4" w:color="9FB3C8"/>
+              <w:right w:val="single" w:sz="4" w:color="9FB3C8"/>
+            </w:tcBorders>
+          </w:tcPr>
+          <w:p>
+            <w:pPr>
+              <w:spacing w:after="20"/>
+              <w:jc w:val="center"/>
+            </w:pPr>
+            <w:r>
+              <w:rPr>
+                <w:rFonts w:ascii="Arial" w:hAnsi="Arial" w:eastAsia="Arial"/>
+                <w:b/>
+                <w:i w:val="0"/>
+                <w:sz w:val="26"/>
+              </w:rPr>
               <w:t>A</w:t>
             </w:r>
           </w:p>
@@ -3433,7 +3485,7 @@
                 <w:i w:val="0"/>
                 <w:sz w:val="26"/>
               </w:rPr>
-              <w:t>R</w:t>
+              <w:t>P</w:t>
             </w:r>
           </w:p>
         </w:tc>
@@ -3459,7 +3511,7 @@
                 <w:i w:val="0"/>
                 <w:sz w:val="26"/>
               </w:rPr>
-              <w:t>S</w:t>
+              <w:t>P</w:t>
             </w:r>
           </w:p>
         </w:tc>
@@ -3485,7 +3537,7 @@
                 <w:i w:val="0"/>
                 <w:sz w:val="26"/>
               </w:rPr>
-              <w:t>S</w:t>
+              <w:t>C</w:t>
             </w:r>
           </w:p>
         </w:tc>
@@ -3511,59 +3563,7 @@
                 <w:i w:val="0"/>
                 <w:sz w:val="26"/>
               </w:rPr>
-              <w:t>L</w:t>
-            </w:r>
-          </w:p>
-        </w:tc>
-        <w:tc>
-          <w:tcPr>
-            <w:tcW w:type="dxa" w:w="488"/>
-            <w:tcBorders>
-              <w:top w:val="single" w:sz="4" w:color="9FB3C8"/>
-              <w:left w:val="single" w:sz="4" w:color="9FB3C8"/>
-              <w:bottom w:val="single" w:sz="4" w:color="9FB3C8"/>
-              <w:right w:val="single" w:sz="4" w:color="9FB3C8"/>
-            </w:tcBorders>
-          </w:tcPr>
-          <w:p>
-            <w:pPr>
-              <w:spacing w:after="20"/>
-              <w:jc w:val="center"/>
-            </w:pPr>
-            <w:r>
-              <w:rPr>
-                <w:rFonts w:ascii="Arial" w:hAnsi="Arial" w:eastAsia="Arial"/>
-                <w:b/>
-                <w:i w:val="0"/>
-                <w:sz w:val="26"/>
-              </w:rPr>
-              <w:t>M</w:t>
-            </w:r>
-          </w:p>
-        </w:tc>
-        <w:tc>
-          <w:tcPr>
-            <w:tcW w:type="dxa" w:w="488"/>
-            <w:tcBorders>
-              <w:top w:val="single" w:sz="4" w:color="9FB3C8"/>
-              <w:left w:val="single" w:sz="4" w:color="9FB3C8"/>
-              <w:bottom w:val="single" w:sz="4" w:color="9FB3C8"/>
-              <w:right w:val="single" w:sz="4" w:color="9FB3C8"/>
-            </w:tcBorders>
-          </w:tcPr>
-          <w:p>
-            <w:pPr>
-              <w:spacing w:after="20"/>
-              <w:jc w:val="center"/>
-            </w:pPr>
-            <w:r>
-              <w:rPr>
-                <w:rFonts w:ascii="Arial" w:hAnsi="Arial" w:eastAsia="Arial"/>
-                <w:b/>
-                <w:i w:val="0"/>
-                <w:sz w:val="26"/>
-              </w:rPr>
-              <w:t>A</w:t>
+              <w:t>C</w:t>
             </w:r>
           </w:p>
         </w:tc>
@@ -3828,7 +3828,7 @@
                 <w:i w:val="0"/>
                 <w:sz w:val="26"/>
               </w:rPr>
-              <w:t>P</w:t>
+              <w:t>Q</w:t>
             </w:r>
           </w:p>
         </w:tc>
@@ -3854,7 +3854,7 @@
                 <w:i w:val="0"/>
                 <w:sz w:val="26"/>
               </w:rPr>
-              <w:t>P</w:t>
+              <w:t>L</w:t>
             </w:r>
           </w:p>
         </w:tc>
@@ -3885,7 +3885,7 @@
                 <w:i w:val="0"/>
                 <w:sz w:val="26"/>
               </w:rPr>
-              <w:t>C</w:t>
+              <w:t>Y</w:t>
             </w:r>
           </w:p>
         </w:tc>
@@ -3937,7 +3937,7 @@
                 <w:i w:val="0"/>
                 <w:sz w:val="26"/>
               </w:rPr>
-              <w:t>C</w:t>
+              <w:t>H</w:t>
             </w:r>
           </w:p>
         </w:tc>
@@ -3963,7 +3963,7 @@
                 <w:i w:val="0"/>
                 <w:sz w:val="26"/>
               </w:rPr>
-              <w:t>Q</w:t>
+              <w:t>B</w:t>
             </w:r>
           </w:p>
         </w:tc>
@@ -4176,7 +4176,7 @@
                 <w:i w:val="0"/>
                 <w:sz w:val="26"/>
               </w:rPr>
-              <w:t>L</w:t>
+              <w:t>K</w:t>
             </w:r>
           </w:p>
         </w:tc>
@@ -4202,7 +4202,7 @@
                 <w:i w:val="0"/>
                 <w:sz w:val="26"/>
               </w:rPr>
-              <w:t>Y</w:t>
+              <w:t>F</w:t>
             </w:r>
           </w:p>
         </w:tc>
@@ -4229,245 +4229,6 @@
                 <w:sz w:val="26"/>
               </w:rPr>
               <w:t>A</w:t>
-            </w:r>
-          </w:p>
-        </w:tc>
-        <w:tc>
-          <w:tcPr>
-            <w:tcW w:type="dxa" w:w="488"/>
-            <w:tcBorders>
-              <w:top w:val="single" w:sz="4" w:color="9FB3C8"/>
-              <w:left w:val="single" w:sz="4" w:color="9FB3C8"/>
-              <w:bottom w:val="single" w:sz="4" w:color="9FB3C8"/>
-              <w:right w:val="single" w:sz="4" w:color="9FB3C8"/>
-            </w:tcBorders>
-          </w:tcPr>
-          <w:p>
-            <w:pPr>
-              <w:spacing w:after="20"/>
-              <w:jc w:val="center"/>
-            </w:pPr>
-            <w:r>
-              <w:rPr>
-                <w:rFonts w:ascii="Arial" w:hAnsi="Arial" w:eastAsia="Arial"/>
-                <w:b/>
-                <w:i w:val="0"/>
-                <w:sz w:val="26"/>
-              </w:rPr>
-              <w:t>H</w:t>
-            </w:r>
-          </w:p>
-        </w:tc>
-        <w:tc>
-          <w:tcPr>
-            <w:tcW w:type="dxa" w:w="488"/>
-            <w:tcBorders>
-              <w:top w:val="single" w:sz="4" w:color="9FB3C8"/>
-              <w:left w:val="single" w:sz="4" w:color="9FB3C8"/>
-              <w:bottom w:val="single" w:sz="4" w:color="9FB3C8"/>
-              <w:right w:val="single" w:sz="4" w:color="9FB3C8"/>
-            </w:tcBorders>
-          </w:tcPr>
-          <w:p>
-            <w:pPr>
-              <w:spacing w:after="20"/>
-              <w:jc w:val="center"/>
-            </w:pPr>
-            <w:r>
-              <w:rPr>
-                <w:rFonts w:ascii="Arial" w:hAnsi="Arial" w:eastAsia="Arial"/>
-                <w:b/>
-                <w:i w:val="0"/>
-                <w:sz w:val="26"/>
-              </w:rPr>
-              <w:t>B</w:t>
-            </w:r>
-          </w:p>
-        </w:tc>
-        <w:tc>
-          <w:tcPr>
-            <w:tcW w:type="dxa" w:w="488"/>
-            <w:tcBorders>
-              <w:top w:val="single" w:sz="4" w:color="9FB3C8"/>
-              <w:left w:val="single" w:sz="4" w:color="9FB3C8"/>
-              <w:bottom w:val="single" w:sz="4" w:color="9FB3C8"/>
-              <w:right w:val="single" w:sz="4" w:color="9FB3C8"/>
-            </w:tcBorders>
-          </w:tcPr>
-          <w:p>
-            <w:pPr>
-              <w:spacing w:after="20"/>
-              <w:jc w:val="center"/>
-            </w:pPr>
-            <w:r>
-              <w:rPr>
-                <w:rFonts w:ascii="Arial" w:hAnsi="Arial" w:eastAsia="Arial"/>
-                <w:b/>
-                <w:i w:val="0"/>
-                <w:sz w:val="26"/>
-              </w:rPr>
-              <w:t>L</w:t>
-            </w:r>
-          </w:p>
-        </w:tc>
-        <w:tc>
-          <w:tcPr>
-            <w:tcW w:type="dxa" w:w="488"/>
-            <w:tcBorders>
-              <w:top w:val="single" w:sz="4" w:color="9FB3C8"/>
-              <w:left w:val="single" w:sz="4" w:color="9FB3C8"/>
-              <w:bottom w:val="single" w:sz="4" w:color="9FB3C8"/>
-              <w:right w:val="single" w:sz="4" w:color="9FB3C8"/>
-            </w:tcBorders>
-          </w:tcPr>
-          <w:p>
-            <w:pPr>
-              <w:spacing w:after="20"/>
-              <w:jc w:val="center"/>
-            </w:pPr>
-            <w:r>
-              <w:rPr>
-                <w:rFonts w:ascii="Arial" w:hAnsi="Arial" w:eastAsia="Arial"/>
-                <w:b/>
-                <w:i w:val="0"/>
-                <w:sz w:val="26"/>
-              </w:rPr>
-              <w:t>I</w:t>
-            </w:r>
-          </w:p>
-        </w:tc>
-        <w:tc>
-          <w:tcPr>
-            <w:tcW w:type="dxa" w:w="488"/>
-            <w:tcBorders>
-              <w:top w:val="single" w:sz="4" w:color="9FB3C8"/>
-              <w:left w:val="single" w:sz="4" w:color="9FB3C8"/>
-              <w:bottom w:val="single" w:sz="4" w:color="9FB3C8"/>
-              <w:right w:val="single" w:sz="4" w:color="9FB3C8"/>
-            </w:tcBorders>
-          </w:tcPr>
-          <w:p>
-            <w:pPr>
-              <w:spacing w:after="20"/>
-              <w:jc w:val="center"/>
-            </w:pPr>
-            <w:r>
-              <w:rPr>
-                <w:rFonts w:ascii="Arial" w:hAnsi="Arial" w:eastAsia="Arial"/>
-                <w:b/>
-                <w:i w:val="0"/>
-                <w:sz w:val="26"/>
-              </w:rPr>
-              <w:t>M</w:t>
-            </w:r>
-          </w:p>
-        </w:tc>
-        <w:tc>
-          <w:tcPr>
-            <w:tcW w:type="dxa" w:w="488"/>
-            <w:tcBorders>
-              <w:top w:val="single" w:sz="4" w:color="9FB3C8"/>
-              <w:left w:val="single" w:sz="4" w:color="9FB3C8"/>
-              <w:bottom w:val="single" w:sz="4" w:color="9FB3C8"/>
-              <w:right w:val="single" w:sz="4" w:color="9FB3C8"/>
-            </w:tcBorders>
-          </w:tcPr>
-          <w:p>
-            <w:pPr>
-              <w:spacing w:after="20"/>
-              <w:jc w:val="center"/>
-            </w:pPr>
-            <w:r>
-              <w:rPr>
-                <w:rFonts w:ascii="Arial" w:hAnsi="Arial" w:eastAsia="Arial"/>
-                <w:b/>
-                <w:i w:val="0"/>
-                <w:sz w:val="26"/>
-              </w:rPr>
-              <w:t>E</w:t>
-            </w:r>
-          </w:p>
-        </w:tc>
-        <w:tc>
-          <w:tcPr>
-            <w:tcW w:type="dxa" w:w="488"/>
-            <w:tcBorders>
-              <w:top w:val="single" w:sz="4" w:color="9FB3C8"/>
-              <w:left w:val="single" w:sz="4" w:color="9FB3C8"/>
-              <w:bottom w:val="single" w:sz="4" w:color="9FB3C8"/>
-              <w:right w:val="single" w:sz="4" w:color="9FB3C8"/>
-            </w:tcBorders>
-          </w:tcPr>
-          <w:p>
-            <w:pPr>
-              <w:spacing w:after="20"/>
-              <w:jc w:val="center"/>
-            </w:pPr>
-            <w:r>
-              <w:rPr>
-                <w:rFonts w:ascii="Arial" w:hAnsi="Arial" w:eastAsia="Arial"/>
-                <w:b/>
-                <w:i w:val="0"/>
-                <w:sz w:val="26"/>
-              </w:rPr>
-              <w:t>S</w:t>
-            </w:r>
-          </w:p>
-        </w:tc>
-        <w:tc>
-          <w:tcPr>
-            <w:tcW w:type="dxa" w:w="488"/>
-            <w:tcBorders>
-              <w:top w:val="single" w:sz="4" w:color="9FB3C8"/>
-              <w:left w:val="single" w:sz="4" w:color="9FB3C8"/>
-              <w:bottom w:val="single" w:sz="4" w:color="9FB3C8"/>
-              <w:right w:val="single" w:sz="4" w:color="9FB3C8"/>
-            </w:tcBorders>
-          </w:tcPr>
-          <w:p>
-            <w:pPr>
-              <w:spacing w:after="20"/>
-              <w:jc w:val="center"/>
-            </w:pPr>
-            <w:r>
-              <w:rPr>
-                <w:rFonts w:ascii="Arial" w:hAnsi="Arial" w:eastAsia="Arial"/>
-                <w:b/>
-                <w:i w:val="0"/>
-                <w:sz w:val="26"/>
-              </w:rPr>
-              <w:t>K</w:t>
-            </w:r>
-          </w:p>
-        </w:tc>
-      </w:tr>
-      <w:tr>
-        <w:trPr>
-          <w:trHeight w:val="488"/>
-        </w:trPr>
-        <w:tc>
-          <w:tcPr>
-            <w:tcW w:type="dxa" w:w="488"/>
-            <w:tcBorders>
-              <w:top w:val="single" w:sz="4" w:color="9FB3C8"/>
-              <w:left w:val="single" w:sz="4" w:color="9FB3C8"/>
-              <w:bottom w:val="single" w:sz="4" w:color="9FB3C8"/>
-              <w:right w:val="single" w:sz="4" w:color="9FB3C8"/>
-            </w:tcBorders>
-          </w:tcPr>
-          <w:p>
-            <w:pPr>
-              <w:spacing w:after="20"/>
-              <w:jc w:val="center"/>
-            </w:pPr>
-            <w:r>
-              <w:rPr>
-                <w:rFonts w:ascii="Arial" w:hAnsi="Arial" w:eastAsia="Arial"/>
-                <w:b/>
-                <w:i w:val="0"/>
-                <w:sz w:val="26"/>
-              </w:rPr>
-              <w:t>F</w:t>
             </w:r>
           </w:p>
         </w:tc>
@@ -4545,6 +4306,32 @@
                 <w:i w:val="0"/>
                 <w:sz w:val="26"/>
               </w:rPr>
+              <w:t>Z</w:t>
+            </w:r>
+          </w:p>
+        </w:tc>
+        <w:tc>
+          <w:tcPr>
+            <w:tcW w:type="dxa" w:w="488"/>
+            <w:tcBorders>
+              <w:top w:val="single" w:sz="4" w:color="9FB3C8"/>
+              <w:left w:val="single" w:sz="4" w:color="9FB3C8"/>
+              <w:bottom w:val="single" w:sz="4" w:color="9FB3C8"/>
+              <w:right w:val="single" w:sz="4" w:color="9FB3C8"/>
+            </w:tcBorders>
+          </w:tcPr>
+          <w:p>
+            <w:pPr>
+              <w:spacing w:after="20"/>
+              <w:jc w:val="center"/>
+            </w:pPr>
+            <w:r>
+              <w:rPr>
+                <w:rFonts w:ascii="Arial" w:hAnsi="Arial" w:eastAsia="Arial"/>
+                <w:b/>
+                <w:i w:val="0"/>
+                <w:sz w:val="26"/>
+              </w:rPr>
               <w:t>P</w:t>
             </w:r>
           </w:p>
@@ -4571,10 +4358,93 @@
                 <w:i w:val="0"/>
                 <w:sz w:val="26"/>
               </w:rPr>
-              <w:t>Z</w:t>
+              <w:t>E</w:t>
             </w:r>
           </w:p>
         </w:tc>
+        <w:tc>
+          <w:tcPr>
+            <w:tcW w:type="dxa" w:w="488"/>
+            <w:tcBorders>
+              <w:top w:val="single" w:sz="4" w:color="9FB3C8"/>
+              <w:left w:val="single" w:sz="4" w:color="9FB3C8"/>
+              <w:bottom w:val="single" w:sz="4" w:color="9FB3C8"/>
+              <w:right w:val="single" w:sz="4" w:color="9FB3C8"/>
+            </w:tcBorders>
+          </w:tcPr>
+          <w:p>
+            <w:pPr>
+              <w:spacing w:after="20"/>
+              <w:jc w:val="center"/>
+            </w:pPr>
+            <w:r>
+              <w:rPr>
+                <w:rFonts w:ascii="Arial" w:hAnsi="Arial" w:eastAsia="Arial"/>
+                <w:b/>
+                <w:i w:val="0"/>
+                <w:sz w:val="26"/>
+              </w:rPr>
+              <w:t>A</w:t>
+            </w:r>
+          </w:p>
+        </w:tc>
+        <w:tc>
+          <w:tcPr>
+            <w:tcW w:type="dxa" w:w="488"/>
+            <w:tcBorders>
+              <w:top w:val="single" w:sz="4" w:color="9FB3C8"/>
+              <w:left w:val="single" w:sz="4" w:color="9FB3C8"/>
+              <w:bottom w:val="single" w:sz="4" w:color="9FB3C8"/>
+              <w:right w:val="single" w:sz="4" w:color="9FB3C8"/>
+            </w:tcBorders>
+          </w:tcPr>
+          <w:p>
+            <w:pPr>
+              <w:spacing w:after="20"/>
+              <w:jc w:val="center"/>
+            </w:pPr>
+            <w:r>
+              <w:rPr>
+                <w:rFonts w:ascii="Arial" w:hAnsi="Arial" w:eastAsia="Arial"/>
+                <w:b/>
+                <w:i w:val="0"/>
+                <w:sz w:val="26"/>
+              </w:rPr>
+              <w:t>R</w:t>
+            </w:r>
+          </w:p>
+        </w:tc>
+        <w:tc>
+          <w:tcPr>
+            <w:tcW w:type="dxa" w:w="488"/>
+            <w:tcBorders>
+              <w:top w:val="single" w:sz="4" w:color="9FB3C8"/>
+              <w:left w:val="single" w:sz="4" w:color="9FB3C8"/>
+              <w:bottom w:val="single" w:sz="4" w:color="9FB3C8"/>
+              <w:right w:val="single" w:sz="4" w:color="9FB3C8"/>
+            </w:tcBorders>
+          </w:tcPr>
+          <w:p>
+            <w:pPr>
+              <w:spacing w:after="20"/>
+              <w:jc w:val="center"/>
+            </w:pPr>
+            <w:r>
+              <w:rPr>
+                <w:rFonts w:ascii="Arial" w:hAnsi="Arial" w:eastAsia="Arial"/>
+                <w:b/>
+                <w:i w:val="0"/>
+                <w:sz w:val="26"/>
+              </w:rPr>
+              <w:t>S</w:t>
+            </w:r>
+          </w:p>
+        </w:tc>
+      </w:tr>
+      <w:tr>
+        <w:trPr>
+          <w:trHeight w:val="488"/>
+        </w:trPr>
         <w:tc>
           <w:tcPr>
             <w:tcW w:type="dxa" w:w="488"/>
@@ -4675,6 +4545,32 @@
                 <w:i w:val="0"/>
                 <w:sz w:val="26"/>
               </w:rPr>
+              <w:t>P</w:t>
+            </w:r>
+          </w:p>
+        </w:tc>
+        <w:tc>
+          <w:tcPr>
+            <w:tcW w:type="dxa" w:w="488"/>
+            <w:tcBorders>
+              <w:top w:val="single" w:sz="4" w:color="9FB3C8"/>
+              <w:left w:val="single" w:sz="4" w:color="9FB3C8"/>
+              <w:bottom w:val="single" w:sz="4" w:color="9FB3C8"/>
+              <w:right w:val="single" w:sz="4" w:color="9FB3C8"/>
+            </w:tcBorders>
+          </w:tcPr>
+          <w:p>
+            <w:pPr>
+              <w:spacing w:after="20"/>
+              <w:jc w:val="center"/>
+            </w:pPr>
+            <w:r>
+              <w:rPr>
+                <w:rFonts w:ascii="Arial" w:hAnsi="Arial" w:eastAsia="Arial"/>
+                <w:b/>
+                <w:i w:val="0"/>
+                <w:sz w:val="26"/>
+              </w:rPr>
               <w:t>F</w:t>
             </w:r>
           </w:p>
@@ -4731,11 +4627,6 @@
             </w:r>
           </w:p>
         </w:tc>
-      </w:tr>
-      <w:tr>
-        <w:trPr>
-          <w:trHeight w:val="488"/>
-        </w:trPr>
         <w:tc>
           <w:tcPr>
             <w:tcW w:type="dxa" w:w="488"/>
@@ -4840,32 +4731,11 @@
             </w:r>
           </w:p>
         </w:tc>
-        <w:tc>
-          <w:tcPr>
-            <w:tcW w:type="dxa" w:w="488"/>
-            <w:tcBorders>
-              <w:top w:val="single" w:sz="4" w:color="9FB3C8"/>
-              <w:left w:val="single" w:sz="4" w:color="9FB3C8"/>
-              <w:bottom w:val="single" w:sz="4" w:color="9FB3C8"/>
-              <w:right w:val="single" w:sz="4" w:color="9FB3C8"/>
-            </w:tcBorders>
-          </w:tcPr>
-          <w:p>
-            <w:pPr>
-              <w:spacing w:after="20"/>
-              <w:jc w:val="center"/>
-            </w:pPr>
-            <w:r>
-              <w:rPr>
-                <w:rFonts w:ascii="Arial" w:hAnsi="Arial" w:eastAsia="Arial"/>
-                <w:b/>
-                <w:i w:val="0"/>
-                <w:sz w:val="26"/>
-              </w:rPr>
-              <w:t>E</w:t>
-            </w:r>
-          </w:p>
-        </w:tc>
+      </w:tr>
+      <w:tr>
+        <w:trPr>
+          <w:trHeight w:val="488"/>
+        </w:trPr>
         <w:tc>
           <w:tcPr>
             <w:tcW w:type="dxa" w:w="488"/>
@@ -4992,6 +4862,32 @@
                 <w:i w:val="0"/>
                 <w:sz w:val="26"/>
               </w:rPr>
+              <w:t>E</w:t>
+            </w:r>
+          </w:p>
+        </w:tc>
+        <w:tc>
+          <w:tcPr>
+            <w:tcW w:type="dxa" w:w="488"/>
+            <w:tcBorders>
+              <w:top w:val="single" w:sz="4" w:color="9FB3C8"/>
+              <w:left w:val="single" w:sz="4" w:color="9FB3C8"/>
+              <w:bottom w:val="single" w:sz="4" w:color="9FB3C8"/>
+              <w:right w:val="single" w:sz="4" w:color="9FB3C8"/>
+            </w:tcBorders>
+          </w:tcPr>
+          <w:p>
+            <w:pPr>
+              <w:spacing w:after="20"/>
+              <w:jc w:val="center"/>
+            </w:pPr>
+            <w:r>
+              <w:rPr>
+                <w:rFonts w:ascii="Arial" w:hAnsi="Arial" w:eastAsia="Arial"/>
+                <w:b/>
+                <w:i w:val="0"/>
+                <w:sz w:val="26"/>
+              </w:rPr>
               <w:t>O</w:t>
             </w:r>
           </w:p>
@@ -5022,11 +4918,6 @@
             </w:r>
           </w:p>
         </w:tc>
-      </w:tr>
-      <w:tr>
-        <w:trPr>
-          <w:trHeight w:val="488"/>
-        </w:trPr>
         <w:tc>
           <w:tcPr>
             <w:tcW w:type="dxa" w:w="488"/>
@@ -5131,6 +5022,11 @@
             </w:r>
           </w:p>
         </w:tc>
+      </w:tr>
+      <w:tr>
+        <w:trPr>
+          <w:trHeight w:val="488"/>
+        </w:trPr>
         <w:tc>
           <w:tcPr>
             <w:tcW w:type="dxa" w:w="488"/>
@@ -5154,32 +5050,6 @@
                 <w:sz w:val="26"/>
               </w:rPr>
               <w:t>K</w:t>
-            </w:r>
-          </w:p>
-        </w:tc>
-        <w:tc>
-          <w:tcPr>
-            <w:tcW w:type="dxa" w:w="488"/>
-            <w:tcBorders>
-              <w:top w:val="single" w:sz="4" w:color="9FB3C8"/>
-              <w:left w:val="single" w:sz="4" w:color="9FB3C8"/>
-              <w:bottom w:val="single" w:sz="4" w:color="9FB3C8"/>
-              <w:right w:val="single" w:sz="4" w:color="9FB3C8"/>
-            </w:tcBorders>
-          </w:tcPr>
-          <w:p>
-            <w:pPr>
-              <w:spacing w:after="20"/>
-              <w:jc w:val="center"/>
-            </w:pPr>
-            <w:r>
-              <w:rPr>
-                <w:rFonts w:ascii="Arial" w:hAnsi="Arial" w:eastAsia="Arial"/>
-                <w:b/>
-                <w:i w:val="0"/>
-                <w:sz w:val="26"/>
-              </w:rPr>
-              <w:t>S</w:t>
             </w:r>
           </w:p>
         </w:tc>
@@ -5309,7 +5179,137 @@
                 <w:i w:val="0"/>
                 <w:sz w:val="26"/>
               </w:rPr>
+              <w:t>S</w:t>
+            </w:r>
+          </w:p>
+        </w:tc>
+        <w:tc>
+          <w:tcPr>
+            <w:tcW w:type="dxa" w:w="488"/>
+            <w:tcBorders>
+              <w:top w:val="single" w:sz="4" w:color="9FB3C8"/>
+              <w:left w:val="single" w:sz="4" w:color="9FB3C8"/>
+              <w:bottom w:val="single" w:sz="4" w:color="9FB3C8"/>
+              <w:right w:val="single" w:sz="4" w:color="9FB3C8"/>
+            </w:tcBorders>
+          </w:tcPr>
+          <w:p>
+            <w:pPr>
+              <w:spacing w:after="20"/>
+              <w:jc w:val="center"/>
+            </w:pPr>
+            <w:r>
+              <w:rPr>
+                <w:rFonts w:ascii="Arial" w:hAnsi="Arial" w:eastAsia="Arial"/>
+                <w:b/>
+                <w:i w:val="0"/>
+                <w:sz w:val="26"/>
+              </w:rPr>
               <w:t>A</w:t>
+            </w:r>
+          </w:p>
+        </w:tc>
+        <w:tc>
+          <w:tcPr>
+            <w:tcW w:type="dxa" w:w="488"/>
+            <w:tcBorders>
+              <w:top w:val="single" w:sz="4" w:color="9FB3C8"/>
+              <w:left w:val="single" w:sz="4" w:color="9FB3C8"/>
+              <w:bottom w:val="single" w:sz="4" w:color="9FB3C8"/>
+              <w:right w:val="single" w:sz="4" w:color="9FB3C8"/>
+            </w:tcBorders>
+          </w:tcPr>
+          <w:p>
+            <w:pPr>
+              <w:spacing w:after="20"/>
+              <w:jc w:val="center"/>
+            </w:pPr>
+            <w:r>
+              <w:rPr>
+                <w:rFonts w:ascii="Arial" w:hAnsi="Arial" w:eastAsia="Arial"/>
+                <w:b/>
+                <w:i w:val="0"/>
+                <w:sz w:val="26"/>
+              </w:rPr>
+              <w:t>B</w:t>
+            </w:r>
+          </w:p>
+        </w:tc>
+        <w:tc>
+          <w:tcPr>
+            <w:tcW w:type="dxa" w:w="488"/>
+            <w:tcBorders>
+              <w:top w:val="single" w:sz="4" w:color="9FB3C8"/>
+              <w:left w:val="single" w:sz="4" w:color="9FB3C8"/>
+              <w:bottom w:val="single" w:sz="4" w:color="9FB3C8"/>
+              <w:right w:val="single" w:sz="4" w:color="9FB3C8"/>
+            </w:tcBorders>
+          </w:tcPr>
+          <w:p>
+            <w:pPr>
+              <w:spacing w:after="20"/>
+              <w:jc w:val="center"/>
+            </w:pPr>
+            <w:r>
+              <w:rPr>
+                <w:rFonts w:ascii="Arial" w:hAnsi="Arial" w:eastAsia="Arial"/>
+                <w:b/>
+                <w:i w:val="0"/>
+                <w:sz w:val="26"/>
+              </w:rPr>
+              <w:t>G</w:t>
+            </w:r>
+          </w:p>
+        </w:tc>
+        <w:tc>
+          <w:tcPr>
+            <w:tcW w:type="dxa" w:w="488"/>
+            <w:tcBorders>
+              <w:top w:val="single" w:sz="4" w:color="9FB3C8"/>
+              <w:left w:val="single" w:sz="4" w:color="9FB3C8"/>
+              <w:bottom w:val="single" w:sz="4" w:color="9FB3C8"/>
+              <w:right w:val="single" w:sz="4" w:color="9FB3C8"/>
+            </w:tcBorders>
+          </w:tcPr>
+          <w:p>
+            <w:pPr>
+              <w:spacing w:after="20"/>
+              <w:jc w:val="center"/>
+            </w:pPr>
+            <w:r>
+              <w:rPr>
+                <w:rFonts w:ascii="Arial" w:hAnsi="Arial" w:eastAsia="Arial"/>
+                <w:b/>
+                <w:i w:val="0"/>
+                <w:sz w:val="26"/>
+              </w:rPr>
+              <w:t>R</w:t>
+            </w:r>
+          </w:p>
+        </w:tc>
+        <w:tc>
+          <w:tcPr>
+            <w:tcW w:type="dxa" w:w="488"/>
+            <w:tcBorders>
+              <w:top w:val="single" w:sz="4" w:color="9FB3C8"/>
+              <w:left w:val="single" w:sz="4" w:color="9FB3C8"/>
+              <w:bottom w:val="single" w:sz="4" w:color="9FB3C8"/>
+              <w:right w:val="single" w:sz="4" w:color="9FB3C8"/>
+            </w:tcBorders>
+          </w:tcPr>
+          <w:p>
+            <w:pPr>
+              <w:spacing w:after="20"/>
+              <w:jc w:val="center"/>
+            </w:pPr>
+            <w:r>
+              <w:rPr>
+                <w:rFonts w:ascii="Arial" w:hAnsi="Arial" w:eastAsia="Arial"/>
+                <w:b/>
+                <w:i w:val="0"/>
+                <w:sz w:val="26"/>
+              </w:rPr>
+              <w:t>Q</w:t>
             </w:r>
           </w:p>
         </w:tc>
